--- a/ky/discovery-articles/4.4 Анестезия.docx
+++ b/ky/discovery-articles/4.4 Анестезия.docx
@@ -4,533 +4,351 @@
   <w:body>
     <w:p>
       <w:pPr>
-        <w:keepNext/>
-        <w:spacing w:before="280" w:after="120"/>
+        <w:pStyle w:val="Title"/>
+        <w:widowControl/>
       </w:pPr>
       <w:r>
-        <w:rPr>
-          <w:rFonts w:ascii="Calibri" w:hAnsi="Calibri" w:eastAsia="Calibri"/>
-          <w:b/>
-          <w:i w:val="0"/>
-          <w:color w:val="004E8C"/>
-          <w:sz w:val="44"/>
-        </w:rPr>
         <w:t>4.4 Анестезия</w:t>
       </w:r>
     </w:p>
     <w:p>
       <w:pPr>
-        <w:spacing w:after="80"/>
+        <w:keepNext/>
+        <w:widowControl/>
       </w:pPr>
       <w:r>
         <w:rPr>
-          <w:rFonts w:ascii="Calibri" w:hAnsi="Calibri" w:eastAsia="Calibri"/>
-          <w:b w:val="0"/>
-          <w:i/>
-          <w:color w:val="505050"/>
-          <w:sz w:val="22"/>
+          <w:sz w:val="20"/>
         </w:rPr>
         <w:t>4. Медицина, биология жана коомдук саламаттык</w:t>
       </w:r>
     </w:p>
     <w:p>
       <w:pPr>
-        <w:spacing w:after="200"/>
+        <w:keepNext/>
+        <w:widowControl/>
       </w:pPr>
       <w:r>
         <w:rPr>
-          <w:rFonts w:ascii="Calibri" w:hAnsi="Calibri" w:eastAsia="Calibri"/>
-          <w:b w:val="0"/>
-          <w:i/>
-          <w:sz w:val="22"/>
+          <w:sz w:val="20"/>
         </w:rPr>
-        <w:t>Мезгил: 1842–1847-жылдар (Кроуфорд Лонг, Уильям Мортон, Жеймс Янг Симпсон) | Негизги өкүлдөр: Кроуфорд Лонг (эфир, 1842); Уильям Мортон (биринчи ачык көрсөтүү, 1846); Жеймс Янг Симпсон (хлороформ)</w:t>
+        <w:t>Мезгил: 1842–1847-жылдар (Кроуфорд Лонг, Уильям Мортон, Жеймс Янг Симпсон) | Негизги салым кошкондор: Кроуфорд Лонг (эфир, 1842-жыл); Уильям Мортон (алгачкы ачык көрсөтүү, 1846-жыл); Жеймс Янг Симпсон (хлороформ)</w:t>
       </w:r>
     </w:p>
     <w:p>
       <w:pPr>
-        <w:spacing w:after="160" w:line="276" w:lineRule="auto"/>
+        <w:widowControl/>
       </w:pPr>
       <w:r>
-        <w:rPr>
-          <w:rFonts w:ascii="Calibri" w:hAnsi="Calibri" w:eastAsia="Calibri"/>
-          <w:b w:val="0"/>
-          <w:i w:val="0"/>
-          <w:sz w:val="22"/>
-        </w:rPr>
-        <w:t>Анестезия операция учурунда ооруну, ал эми жалпы анестезияда аң-сезимди да көзөмөлдүү түрдө өчүрөт. Анын аркасында жан чыдагыс азап менен коштолгон эң акыркы чара пландуу жана так жүргүзүлчү медициналык ишке айланды.</w:t>
+        <w:t>Анестезия операция маалында ооруну сезүүнү, ал эми жалпы анестезияда аң-сезимди да көзөмөлдүү убактылуу жоготуу. Ал операцияны акыркы арга болгон азаптан алдын ала пландалуучу медициналык ишке айландырган.</w:t>
       </w:r>
     </w:p>
     <w:p>
       <w:pPr>
-        <w:keepNext/>
-        <w:spacing w:before="240" w:after="120"/>
+        <w:pStyle w:val="Heading1"/>
+        <w:widowControl/>
       </w:pPr>
       <w:r>
-        <w:rPr>
-          <w:rFonts w:ascii="Calibri" w:hAnsi="Calibri" w:eastAsia="Calibri"/>
-          <w:b/>
-          <w:i w:val="0"/>
-          <w:color w:val="004E8C"/>
-          <w:sz w:val="28"/>
-        </w:rPr>
-        <w:t>Негизги фактылар</w:t>
+        <w:t>Негизги маалыматтар</w:t>
       </w:r>
     </w:p>
     <w:p>
       <w:pPr>
         <w:pStyle w:val="ListBullet"/>
+        <w:widowControl/>
       </w:pPr>
       <w:r>
-        <w:rPr>
-          <w:rFonts w:ascii="Calibri" w:hAnsi="Calibri" w:eastAsia="Calibri"/>
-          <w:b w:val="0"/>
-          <w:i w:val="0"/>
-          <w:sz w:val="22"/>
-        </w:rPr>
-        <w:t>Кроуфорд Лонг 1842-жылы операцияда эфир колдонгон, бирок жыйынтыгын кийинчерээк жарыялаган</w:t>
+        <w:t>Кроуфорд Лонг 1842-жылы операцияда эфир колдонгон, бирок кийин жарыялаган.</w:t>
       </w:r>
     </w:p>
     <w:p>
       <w:pPr>
         <w:pStyle w:val="ListBullet"/>
+        <w:widowControl/>
       </w:pPr>
       <w:r>
-        <w:rPr>
-          <w:rFonts w:ascii="Calibri" w:hAnsi="Calibri" w:eastAsia="Calibri"/>
-          <w:b w:val="0"/>
-          <w:i w:val="0"/>
-          <w:sz w:val="22"/>
-        </w:rPr>
-        <w:t>Уильям Т. Г. Мортондун 1846-жылы Бостондо эфирди ачык көрсөтүшү кеңири белгилүү болгон</w:t>
+        <w:t>Уильям Т. Г. Мортондун 1846-жылы Бостондогу эфир көрсөтүүсү кеңири белгилүү болгон.</w:t>
       </w:r>
     </w:p>
     <w:p>
       <w:pPr>
         <w:pStyle w:val="ListBullet"/>
+        <w:widowControl/>
       </w:pPr>
       <w:r>
-        <w:rPr>
-          <w:rFonts w:ascii="Calibri" w:hAnsi="Calibri" w:eastAsia="Calibri"/>
-          <w:b w:val="0"/>
-          <w:i w:val="0"/>
-          <w:sz w:val="22"/>
-        </w:rPr>
-        <w:t>Жеймс Янг Симпсон 1847-жылы төрөттө хлороформду колдонууга киргизген</w:t>
+        <w:t>Жеймс Янг Симпсон 1847-жылы төрөттө хлороформ колдоно баштаган.</w:t>
       </w:r>
     </w:p>
     <w:p>
       <w:pPr>
         <w:pStyle w:val="ListBullet"/>
+        <w:widowControl/>
       </w:pPr>
       <w:r>
-        <w:rPr>
-          <w:rFonts w:ascii="Calibri" w:hAnsi="Calibri" w:eastAsia="Calibri"/>
-          <w:b w:val="0"/>
-          <w:i w:val="0"/>
-          <w:sz w:val="22"/>
-        </w:rPr>
-        <w:t>Кийин жергиликтүү анестетиктер адамды уктатпай эле дененин белгилүү бөлүгүн сезгичтиктен ажыратууга мүмкүндүк берген</w:t>
+        <w:t>Кийин жергиликтүү анестетиктер адамды уктатпай бир аймактын сезимин баскан.</w:t>
       </w:r>
     </w:p>
     <w:p>
       <w:pPr>
         <w:pStyle w:val="ListBullet"/>
+        <w:widowControl/>
       </w:pPr>
       <w:r>
-        <w:rPr>
-          <w:rFonts w:ascii="Calibri" w:hAnsi="Calibri" w:eastAsia="Calibri"/>
-          <w:b w:val="0"/>
-          <w:i w:val="0"/>
-          <w:sz w:val="22"/>
-        </w:rPr>
-        <w:t>Заманбап анестезиология бейтаптын абалын көзөмөлдөгөн жана таасири кайтарылуучу дарыларды колдонгон өзүнчө адистикке айланган</w:t>
+        <w:t>Азыркы анестезия көзөмөл аспаптары жана таасири кайтарылуучу дарылары бар өзүнчө адистик.</w:t>
       </w:r>
     </w:p>
     <w:p>
       <w:pPr>
-        <w:keepNext/>
-        <w:spacing w:before="240" w:after="120"/>
+        <w:pStyle w:val="Heading1"/>
+        <w:widowControl/>
       </w:pPr>
       <w:r>
-        <w:rPr>
-          <w:rFonts w:ascii="Calibri" w:hAnsi="Calibri" w:eastAsia="Calibri"/>
-          <w:b/>
-          <w:i w:val="0"/>
-          <w:color w:val="004E8C"/>
-          <w:sz w:val="28"/>
-        </w:rPr>
-        <w:t>Бул эмне</w:t>
+        <w:t>Бул эмне?</w:t>
       </w:r>
     </w:p>
     <w:p>
       <w:pPr>
-        <w:spacing w:after="160" w:line="276" w:lineRule="auto"/>
+        <w:widowControl/>
       </w:pPr>
       <w:r>
-        <w:rPr>
-          <w:rFonts w:ascii="Calibri" w:hAnsi="Calibri" w:eastAsia="Calibri"/>
-          <w:b w:val="0"/>
-          <w:i w:val="0"/>
-          <w:sz w:val="22"/>
-        </w:rPr>
-        <w:t>«Анестезия» сезүүнүн жоктугун билдирет. Жергиликтүү анестезия дененин бир бөлүгүн гана уюлутат. Жалпы анестезияда дарынын таасиринен бейтап эсин жоготуп, ооруну сезбейт жана адатта операцияны эстебейт. Зарыл болсо булчуңдары бошоңдотулуп, дем алуусу аппарат менен башкарылат. Максат адамды жөн гана уктатып коюу эмес. Хирург иштеп жатканда организмди туруктуу абалда кармоо керек — татаал оңдоо коопсуз жүрүшү үчүн коңгуроо тутумун убактылуу токтоткондой.</w:t>
+        <w:t>«Анестезия» сезимдин жоктугун билдирет. Жергиликтүү анестезия бир аймакты сезбей турган кылат. Жалпы анестезияда дарылар бейтаптын аң-сезимин өчүрүп, ооруну сездирбейт жана адатта операцияны эстебешин камсыз кылат. Көп учурда булчуңду бошоңдотуу жана дем алууну көзөмөлдөө кошулат. Максат жөн эле эсин өчүрүү эмес, хирург иштеп жатканда организмди туруктуу кармоо. Бул кылдат оңдоо үчүн коңгуроо системасын убактылуу токтотконго окшош.</w:t>
       </w:r>
     </w:p>
     <w:p>
       <w:pPr>
-        <w:keepNext/>
-        <w:spacing w:before="240" w:after="120"/>
+        <w:pStyle w:val="Heading1"/>
+        <w:widowControl/>
       </w:pPr>
       <w:r>
-        <w:rPr>
-          <w:rFonts w:ascii="Calibri" w:hAnsi="Calibri" w:eastAsia="Calibri"/>
-          <w:b/>
-          <w:i w:val="0"/>
-          <w:color w:val="004E8C"/>
-          <w:sz w:val="28"/>
-        </w:rPr>
-        <w:t>Аны ким ачкан же ойлоп тапкан</w:t>
+        <w:t xml:space="preserve">Ким ойлоп тапкан</w:t>
       </w:r>
     </w:p>
     <w:p>
       <w:pPr>
-        <w:spacing w:after="160" w:line="276" w:lineRule="auto"/>
+        <w:widowControl/>
       </w:pPr>
       <w:r>
-        <w:rPr>
-          <w:rFonts w:ascii="Calibri" w:hAnsi="Calibri" w:eastAsia="Calibri"/>
-          <w:b w:val="0"/>
-          <w:i w:val="0"/>
-          <w:sz w:val="22"/>
-        </w:rPr>
-        <w:t>1840-жылдары тиш дарыгерлери менен хирургдар азот кычкылы, эфир жана хлороформ менен тажрыйба жүргүзүшкөн. Кроуфорд Лонг 1842-жылы АКШнын Жоржия штатында эфир колдонгон. Хорас Уэллс азот кычкылын сынаган. Уильям Т. Г. Мортон 1846-жылдын 16-октябрында Массачусетс жалпы ооруканасында эфирдин таасирин эл алдында көрсөтүп, көпчүлүктү ишендирген. Эдинбургда Жеймс Янг Симпсон 1847-жылы төрөттө хлороформ пайдаланган. Биринчилик үчүн катуу талаш жүргөнү менен бул жетишкендик көп адамдын эмгегинен жаралган.</w:t>
+        <w:t>1840-жылдары тиш дарыгерлери жана башка дарыгерлер азоттун чала кычкылы, эфир жана хлороформ менен тажрыйба жүргүзгөн. Кроуфорд Лонг 1842-жылы АКШнын Жоржия штатында эфир колдонгон. Хорас Уэллс азоттун чала кычкылын сынаган. 1846-жылдын 16-октябрында Уильям Т. Г. Мортон Массачусетс жалпы ооруканасында эфирди көрсөтүп, кеңири коомду ынандырган. Эдинбургдагы Жеймс Янг Симпсон 1847-жылы төрөттө хлороформ колдонгон. Биринчилик катуу талашылган; жетишкендик жамааттык болгон.</w:t>
       </w:r>
     </w:p>
     <w:p>
       <w:pPr>
-        <w:keepNext/>
-        <w:spacing w:before="240" w:after="120"/>
+        <w:pStyle w:val="Heading1"/>
+        <w:widowControl/>
       </w:pPr>
       <w:r>
-        <w:rPr>
-          <w:rFonts w:ascii="Calibri" w:hAnsi="Calibri" w:eastAsia="Calibri"/>
-          <w:b/>
-          <w:i w:val="0"/>
-          <w:color w:val="004E8C"/>
-          <w:sz w:val="28"/>
-        </w:rPr>
-        <w:t>Качан жана кантип пайда болгон</w:t>
+        <w:t>Качан жана кантип пайда болгон?</w:t>
       </w:r>
     </w:p>
     <w:p>
       <w:pPr>
-        <w:spacing w:after="160" w:line="276" w:lineRule="auto"/>
+        <w:widowControl/>
       </w:pPr>
       <w:r>
-        <w:rPr>
-          <w:rFonts w:ascii="Calibri" w:hAnsi="Calibri" w:eastAsia="Calibri"/>
-          <w:b w:val="0"/>
-          <w:i w:val="0"/>
-          <w:sz w:val="22"/>
-        </w:rPr>
-        <w:t>Анестезияга чейин операция оору жана шок менен жарышка окшочу. Бейтапты кармап турушкан, ал эми хирургдун башкы артыкчылыгы ылдамдык болгон. XIX кылымдын ортосунда химия учуучу суюктуктарды даярдап берген, медицина коомчулугу болсо аларды ачык сыноого даяр эле. Мортондун көрсөтүүсү тууралуу кабар бир нече айдын ичинде журналдар жана гезиттер аркылуу тарап кетти. Мурда коркунуч жараткан операция бара-бара көзөмөлдөнгөн медициналык процедурага айланды.</w:t>
+        <w:t>Анестезияга чейин хирургия оору жана шок менен жарыш болчу. Бейтапты кармап турушкан; хирургдун сыймыгы ылдамдыгында болгон. XIX кылымдын ортосунда химиядан учуучу суюктуктар алынып, медицина ачык сыноого даяр турган. Мортондун көрсөтүүсү тууралуу кабар айлар ичинде журнал жана гезит аркылуу тараган. Мурда үрөй учурган нерсе этияттык менен пландалган процедурага айлана баштаган.</w:t>
       </w:r>
     </w:p>
     <w:p>
       <w:pPr>
-        <w:keepNext/>
-        <w:spacing w:before="240" w:after="120"/>
+        <w:pStyle w:val="Heading1"/>
+        <w:widowControl/>
       </w:pPr>
       <w:r>
-        <w:rPr>
-          <w:rFonts w:ascii="Calibri" w:hAnsi="Calibri" w:eastAsia="Calibri"/>
-          <w:b/>
-          <w:i w:val="0"/>
-          <w:color w:val="004E8C"/>
-          <w:sz w:val="28"/>
-        </w:rPr>
-        <w:t>Илимий жактан мааниси</w:t>
+        <w:t>Илим үчүн мааниси</w:t>
       </w:r>
     </w:p>
     <w:p>
       <w:pPr>
-        <w:spacing w:after="160" w:line="276" w:lineRule="auto"/>
+        <w:widowControl/>
       </w:pPr>
       <w:r>
-        <w:rPr>
-          <w:rFonts w:ascii="Calibri" w:hAnsi="Calibri" w:eastAsia="Calibri"/>
-          <w:b w:val="0"/>
-          <w:i w:val="0"/>
-          <w:sz w:val="22"/>
-        </w:rPr>
-        <w:t>Анестезия дарылоо үчүн керектүү кесүүнү оорудан ажыратты. Натыйжада хирургдар операцияны шашпай, так аткара баштады; кийин көкүрөк менен ич көңдөйүндө мурда элестетүүгө мүмкүн болбогон операциялар жүргүзүлдү. Ошондой эле дары мээге, жүрөккө жана дем алууга кандай таасир этерин изилдеген жаңы илим пайда болду. Дозаны туура тандоо, организмдин көрсөткүчтөрүн көзөмөлдөө жана дарылардын таасирин кайтаруу ыкмалары коопсуздукту жогорулатты.</w:t>
+        <w:t>Анестезия керектүү кесүүнү ооруну сезүүдөн ажыраткан. Бул жайыраак, кылдат операцияга, кийин көкүрөк жана курсак ичинде мурда элестетүү кыйын болгон иштерге шарт түзгөн. Ошондой эле дарылардын мээге, жүрөккө жана дем алууга таасири тууралуу жаңы илим жаралган. Дозаны берүү, көзөмөлдөө жана таасирин кайтаруу үйрөнүлгөндө коопсуздук жакшырган.</w:t>
       </w:r>
     </w:p>
     <w:p>
       <w:pPr>
-        <w:keepNext/>
-        <w:spacing w:before="240" w:after="120"/>
+        <w:pStyle w:val="Heading1"/>
+        <w:widowControl/>
       </w:pPr>
       <w:r>
-        <w:rPr>
-          <w:rFonts w:ascii="Calibri" w:hAnsi="Calibri" w:eastAsia="Calibri"/>
-          <w:b/>
-          <w:i w:val="0"/>
-          <w:color w:val="004E8C"/>
-          <w:sz w:val="28"/>
-        </w:rPr>
-        <w:t>Кийинки өнүгүүлөргө тийгизген таасири</w:t>
+        <w:t>Кийинки өнүгүүгө тийгизген таасири</w:t>
       </w:r>
     </w:p>
     <w:p>
       <w:pPr>
-        <w:spacing w:after="160" w:line="276" w:lineRule="auto"/>
+        <w:widowControl/>
       </w:pPr>
       <w:r>
-        <w:rPr>
-          <w:rFonts w:ascii="Calibri" w:hAnsi="Calibri" w:eastAsia="Calibri"/>
-          <w:b w:val="0"/>
-          <w:i w:val="0"/>
-          <w:sz w:val="22"/>
-        </w:rPr>
-        <w:t>Листердин антисептикасы жана андан кийинки антибиотиктер узакка созулган жаңы операцияларды чындап пайдалуу кылды. Анестезиолог деген өзүнчө адистик пайда болду. Жергиликтүү анестетиктер тиш дарылоону жана чакан операцияларды адамды уктатпай өткөрүүгө мүмкүнчүлүк берди. Дем алуу менен кан айланууну колдоо боюнча ошол эле көндүмдөрдөн интенсивдүү терапия өнүгүп чыкты. Орган көчүрүү хирургиясы да ушул тарыхый өнүгүүгө таянат.</w:t>
+        <w:t>Листердин антисептикасы, кийин антибиотиктер жаңы узак операцияларды пайдалуу кылган. Анестезиолог адистер чыккан. Жергиликтүү анестетиктер тиш дарылоону жана чакан операцияларды жалпы уктатуусуз жүргүзүүгө мүмкүндүк берген. Дем алуу менен кан айланууну колдоо көндүмдөрүнөн интенсивдүү терапия да өскөн. Орган көчүрүү хирургиясы ушул салтка таянат.</w:t>
       </w:r>
     </w:p>
     <w:p>
       <w:pPr>
-        <w:keepNext/>
-        <w:spacing w:before="240" w:after="120"/>
+        <w:pStyle w:val="Heading1"/>
+        <w:widowControl/>
       </w:pPr>
       <w:r>
-        <w:rPr>
-          <w:rFonts w:ascii="Calibri" w:hAnsi="Calibri" w:eastAsia="Calibri"/>
-          <w:b/>
-          <w:i w:val="0"/>
-          <w:color w:val="004E8C"/>
-          <w:sz w:val="28"/>
-        </w:rPr>
-        <w:t>Адамдардын жашоосун кантип өзгөрткөн</w:t>
+        <w:t>Адамдардын жашоосун кантип өзгөрткөн?</w:t>
       </w:r>
     </w:p>
     <w:p>
       <w:pPr>
-        <w:spacing w:after="160" w:line="276" w:lineRule="auto"/>
+        <w:widowControl/>
       </w:pPr>
       <w:r>
-        <w:rPr>
-          <w:rFonts w:ascii="Calibri" w:hAnsi="Calibri" w:eastAsia="Calibri"/>
-          <w:b w:val="0"/>
-          <w:i w:val="0"/>
-          <w:sz w:val="22"/>
-        </w:rPr>
-        <w:t>Адамдар операцияга өлүм алдында гана эмес, эртерээк кайрыла баштады. Төрөттөгү азапты да азайтууга мүмкүн болду. Медицинанын коомдогу элеси өзгөрүп, оорукана кыйкырык угулган жерден уктап, кайра ойгончу жайга айланды. Анестезияга байланышкан ишеним менен кооптонуу бүгүн да бар, бирок ал медицинадагы адам азабын кескин кыскартты.</w:t>
+        <w:t>Адамдар өлүм алдында гана эмес, эртерээк операцияга кайрыла алган. Төрөттүн коркунучу азыраак сезилиши мүмкүн болгон. Медицинанын маданий мааниси өзгөргөн: оорукана кыйкырыктын эле эмес, уктап кайра ойгонуунун жайына айланган. Анестезияга ишеним менен коркуу дагы эле коштолот, бирок медицинадагы адам азабынын деңгээли кескин төмөндөгөн.</w:t>
       </w:r>
     </w:p>
     <w:p>
       <w:pPr>
-        <w:keepNext/>
-        <w:spacing w:before="240" w:after="120"/>
+        <w:pStyle w:val="Heading1"/>
+        <w:widowControl/>
       </w:pPr>
       <w:r>
-        <w:rPr>
-          <w:rFonts w:ascii="Calibri" w:hAnsi="Calibri" w:eastAsia="Calibri"/>
-          <w:b/>
-          <w:i w:val="0"/>
-          <w:color w:val="004E8C"/>
-          <w:sz w:val="28"/>
-        </w:rPr>
-        <w:t>Булактар жана шилтемелер</w:t>
+        <w:t>Булактар жана кошумча окуу</w:t>
       </w:r>
     </w:p>
     <w:p>
       <w:pPr>
-        <w:keepNext/>
-        <w:spacing w:before="240" w:after="120"/>
+        <w:pStyle w:val="Heading2"/>
+        <w:widowControl/>
       </w:pPr>
       <w:r>
         <w:rPr>
-          <w:rFonts w:ascii="Calibri" w:hAnsi="Calibri" w:eastAsia="Calibri"/>
-          <w:b/>
-          <w:i w:val="0"/>
-          <w:color w:val="004E8C"/>
-          <w:sz w:val="24"/>
+          <w:sz w:val="20"/>
         </w:rPr>
-        <w:t>C. Мекемелердин материалдары жана энциклопедиялык булактар</w:t>
+        <w:t>Уюмдардын жана энциклопедиялардын материалдары</w:t>
       </w:r>
     </w:p>
     <w:p>
       <w:pPr>
-        <w:spacing w:after="80"/>
-        <w:ind w:left="360"/>
+        <w:widowControl/>
       </w:pPr>
       <w:r>
         <w:rPr>
-          <w:rFonts w:ascii="Calibri" w:hAnsi="Calibri" w:eastAsia="Calibri"/>
-          <w:b w:val="0"/>
-          <w:i w:val="0"/>
-          <w:sz w:val="22"/>
+          <w:sz w:val="20"/>
         </w:rPr>
-        <w:t>1. Encyclopaedia Britannica. «Анестезия».</w:t>
-      </w:r>
-      <w:r>
-        <w:rPr>
-          <w:rFonts w:ascii="Calibri" w:hAnsi="Calibri" w:eastAsia="Calibri"/>
-          <w:b w:val="0"/>
-          <w:i w:val="0"/>
-          <w:sz w:val="22"/>
-        </w:rPr>
-        <w:t xml:space="preserve"> </w:t>
+        <w:t xml:space="preserve">1. Encyclopaedia Britannica. 'Anesthesia.' </w:t>
       </w:r>
       <w:hyperlink r:id="rId9">
         <w:r>
           <w:rPr>
-            <w:rFonts w:ascii="Calibri" w:hAnsi="Calibri" w:eastAsia="Calibri"/>
-            <w:b w:val="0"/>
-            <w:i w:val="0"/>
-            <w:sz w:val="22"/>
-            <w:color w:val="0563C1"/>
-            <w:u w:val="single"/>
+            <w:sz w:val="20"/>
           </w:rPr>
           <w:t>https://www.britannica.com/science/anesthesia</w:t>
         </w:r>
       </w:hyperlink>
+      <w:r>
+        <w:rPr>
+          <w:sz w:val="20"/>
+        </w:rPr>
+      </w:r>
     </w:p>
     <w:p>
       <w:pPr>
-        <w:spacing w:after="80"/>
-        <w:ind w:left="360"/>
+        <w:widowControl/>
       </w:pPr>
       <w:r>
         <w:rPr>
-          <w:rFonts w:ascii="Calibri" w:hAnsi="Calibri" w:eastAsia="Calibri"/>
-          <w:b w:val="0"/>
-          <w:i w:val="0"/>
-          <w:sz w:val="22"/>
+          <w:sz w:val="20"/>
         </w:rPr>
-        <w:t>2. Science Museum (London). «Анестезия жана ооруну басаңдатуу».</w:t>
-      </w:r>
-      <w:r>
-        <w:rPr>
-          <w:rFonts w:ascii="Calibri" w:hAnsi="Calibri" w:eastAsia="Calibri"/>
-          <w:b w:val="0"/>
-          <w:i w:val="0"/>
-          <w:sz w:val="22"/>
-        </w:rPr>
-        <w:t xml:space="preserve"> </w:t>
+        <w:t xml:space="preserve">2. Science Museum (London). 'Anaesthesia and pain relief.' </w:t>
       </w:r>
       <w:hyperlink r:id="rId10">
         <w:r>
           <w:rPr>
-            <w:rFonts w:ascii="Calibri" w:hAnsi="Calibri" w:eastAsia="Calibri"/>
-            <w:b w:val="0"/>
-            <w:i w:val="0"/>
-            <w:sz w:val="22"/>
-            <w:color w:val="0563C1"/>
-            <w:u w:val="single"/>
+            <w:sz w:val="20"/>
           </w:rPr>
           <w:t>https://www.sciencemuseum.org.uk/objects-and-stories/medicine/anaesthesia-and-pain-relief</w:t>
         </w:r>
       </w:hyperlink>
-    </w:p>
-    <w:p>
-      <w:pPr>
-        <w:keepNext/>
-        <w:spacing w:before="240" w:after="120"/>
-      </w:pPr>
       <w:r>
         <w:rPr>
-          <w:rFonts w:ascii="Calibri" w:hAnsi="Calibri" w:eastAsia="Calibri"/>
-          <w:b/>
-          <w:i w:val="0"/>
-          <w:color w:val="004E8C"/>
-          <w:sz w:val="24"/>
+          <w:sz w:val="20"/>
         </w:rPr>
-        <w:t>D. Музейлердин, архивдердин жана китепканалардын материалдары</w:t>
       </w:r>
     </w:p>
     <w:p>
       <w:pPr>
-        <w:spacing w:after="80"/>
-        <w:ind w:left="360"/>
+        <w:pStyle w:val="Heading2"/>
+        <w:widowControl/>
       </w:pPr>
       <w:r>
         <w:rPr>
-          <w:rFonts w:ascii="Calibri" w:hAnsi="Calibri" w:eastAsia="Calibri"/>
-          <w:b w:val="0"/>
-          <w:i w:val="0"/>
-          <w:sz w:val="22"/>
+          <w:sz w:val="20"/>
         </w:rPr>
-        <w:t>1. Wood Library-Museum of Anesthesiology.</w:t>
+        <w:t>Музейлердин, архивдердин жана китепканалардын материалдары</w:t>
       </w:r>
+    </w:p>
+    <w:p>
+      <w:pPr>
+        <w:widowControl/>
+      </w:pPr>
       <w:r>
         <w:rPr>
-          <w:rFonts w:ascii="Calibri" w:hAnsi="Calibri" w:eastAsia="Calibri"/>
-          <w:b w:val="0"/>
-          <w:i w:val="0"/>
-          <w:sz w:val="22"/>
+          <w:sz w:val="20"/>
         </w:rPr>
-        <w:t xml:space="preserve"> </w:t>
+        <w:t xml:space="preserve">1. Wood Library-Museum of Anesthesiology. </w:t>
       </w:r>
       <w:hyperlink r:id="rId11">
         <w:r>
           <w:rPr>
-            <w:rFonts w:ascii="Calibri" w:hAnsi="Calibri" w:eastAsia="Calibri"/>
-            <w:b w:val="0"/>
-            <w:i w:val="0"/>
-            <w:sz w:val="22"/>
-            <w:color w:val="0563C1"/>
-            <w:u w:val="single"/>
+            <w:sz w:val="20"/>
           </w:rPr>
           <w:t>https://www.woodlibrarymuseum.org/</w:t>
         </w:r>
       </w:hyperlink>
+      <w:r>
+        <w:rPr>
+          <w:sz w:val="20"/>
+        </w:rPr>
+      </w:r>
     </w:p>
     <w:p>
       <w:pPr>
-        <w:spacing w:after="80"/>
-        <w:ind w:left="360"/>
+        <w:widowControl/>
       </w:pPr>
       <w:r>
         <w:rPr>
-          <w:rFonts w:ascii="Calibri" w:hAnsi="Calibri" w:eastAsia="Calibri"/>
-          <w:b w:val="0"/>
-          <w:i w:val="0"/>
-          <w:sz w:val="22"/>
+          <w:sz w:val="20"/>
         </w:rPr>
-        <w:t>2. Wellcome Collection. Анестезиянын тарыхы боюнча жыйнактар.</w:t>
-      </w:r>
-      <w:r>
-        <w:rPr>
-          <w:rFonts w:ascii="Calibri" w:hAnsi="Calibri" w:eastAsia="Calibri"/>
-          <w:b w:val="0"/>
-          <w:i w:val="0"/>
-          <w:sz w:val="22"/>
-        </w:rPr>
-        <w:t xml:space="preserve"> </w:t>
+        <w:t xml:space="preserve">2. Wellcome Collection. History of anaesthesia collections. </w:t>
       </w:r>
       <w:hyperlink r:id="rId12">
         <w:r>
           <w:rPr>
-            <w:rFonts w:ascii="Calibri" w:hAnsi="Calibri" w:eastAsia="Calibri"/>
-            <w:b w:val="0"/>
-            <w:i w:val="0"/>
-            <w:sz w:val="22"/>
-            <w:color w:val="0563C1"/>
-            <w:u w:val="single"/>
+            <w:sz w:val="20"/>
           </w:rPr>
           <w:t>https://wellcomecollection.org/</w:t>
         </w:r>
       </w:hyperlink>
+      <w:r>
+        <w:rPr>
+          <w:sz w:val="20"/>
+        </w:rPr>
+      </w:r>
     </w:p>
     <w:sectPr>
-      <w:pgSz w:w="12240" w:h="15840"/>
-      <w:pgMar w:top="1296" w:right="1440" w:bottom="1296" w:left="1440" w:header="720" w:footer="720" w:gutter="0"/>
+      <w:footerReference w:type="default" r:id="rId13"/>
+      <w:pgSz w:w="11906" w:h="16838"/>
+      <w:pgMar w:top="1020" w:right="1134" w:bottom="1020" w:left="1134" w:header="720" w:footer="720" w:gutter="0"/>
       <w:cols w:space="720"/>
       <w:docGrid w:linePitch="360"/>
     </w:sectPr>
   </w:body>
 </w:document>
+</file>
+
+<file path=word/footer1.xml><?xml version="1.0" encoding="utf-8"?>
+<w:ftr xmlns:m="http://schemas.openxmlformats.org/officeDocument/2006/math" xmlns:mc="http://schemas.openxmlformats.org/markup-compatibility/2006" xmlns:mo="http://schemas.microsoft.com/office/mac/office/2008/main" xmlns:mv="urn:schemas-microsoft-com:mac:vml" xmlns:o="urn:schemas-microsoft-com:office:office" xmlns:r="http://schemas.openxmlformats.org/officeDocument/2006/relationships" xmlns:v="urn:schemas-microsoft-com:vml" xmlns:w10="urn:schemas-microsoft-com:office:word" xmlns:w14="http://schemas.microsoft.com/office/word/2010/wordml" xmlns:w="http://schemas.openxmlformats.org/wordprocessingml/2006/main" xmlns:wne="http://schemas.microsoft.com/office/word/2006/wordml" xmlns:wp14="http://schemas.microsoft.com/office/word/2010/wordprocessingDrawing" xmlns:wp="http://schemas.openxmlformats.org/drawingml/2006/wordprocessingDrawing" xmlns:wpc="http://schemas.microsoft.com/office/word/2010/wordprocessingCanvas" xmlns:wpg="http://schemas.microsoft.com/office/word/2010/wordprocessingGroup" xmlns:wpi="http://schemas.microsoft.com/office/word/2010/wordprocessingInk" xmlns:wps="http://schemas.microsoft.com/office/word/2010/wordprocessingShape" mc:Ignorable="w14 wp14">
+  <w:p>
+    <w:pPr>
+      <w:pStyle w:val="Footer"/>
+      <w:jc w:val="right"/>
+    </w:pPr>
+    <w:fldSimple w:instr="PAGE"/>
+  </w:p>
+</w:ftr>
 </file>
 
 <file path=word/numbering.xml><?xml version="1.0" encoding="utf-8"?>
@@ -741,7 +559,7 @@
   <w:docDefaults>
     <w:rPrDefault>
       <w:rPr>
-        <w:rFonts w:asciiTheme="minorHAnsi" w:eastAsiaTheme="minorEastAsia" w:hAnsiTheme="minorHAnsi" w:cstheme="minorBidi"/>
+        <w:rFonts/>
         <w:sz w:val="22"/>
         <w:szCs w:val="22"/>
         <w:lang w:val="en-US" w:eastAsia="en-US" w:bidi="ar-SA"/>
@@ -896,6 +714,15 @@
     <w:name w:val="Normal"/>
     <w:qFormat/>
     <w:rsid w:val="00FC693F"/>
+    <w:pPr>
+      <w:spacing w:after="120" w:line="259" w:lineRule="auto"/>
+    </w:pPr>
+    <w:rPr>
+      <w:rFonts w:ascii="Times New Roman" w:hAnsi="Times New Roman"/>
+      <w:color w:val="000000"/>
+      <w:sz w:val="24"/>
+      <w:lang w:val="ky-KG"/>
+    </w:rPr>
   </w:style>
   <w:style w:type="paragraph" w:styleId="Header">
     <w:name w:val="header"/>
@@ -952,16 +779,17 @@
     <w:pPr>
       <w:keepNext/>
       <w:keepLines/>
-      <w:spacing w:before="480" w:after="0"/>
+      <w:spacing w:before="480" w:after="120" w:line="259" w:lineRule="auto"/>
       <w:outlineLvl w:val="0"/>
     </w:pPr>
     <w:rPr>
-      <w:rFonts w:asciiTheme="majorHAnsi" w:eastAsiaTheme="majorEastAsia" w:hAnsiTheme="majorHAnsi" w:cstheme="majorBidi"/>
+      <w:rFonts w:ascii="Times New Roman" w:hAnsi="Times New Roman"/>
       <w:b/>
       <w:bCs/>
-      <w:color w:val="365F91" w:themeColor="accent1" w:themeShade="BF"/>
-      <w:sz w:val="28"/>
+      <w:color w:val="000000"/>
+      <w:sz w:val="26"/>
       <w:szCs w:val="28"/>
+      <w:lang w:val="ky-KG"/>
     </w:rPr>
   </w:style>
   <w:style w:type="paragraph" w:styleId="Heading2">
@@ -976,16 +804,17 @@
     <w:pPr>
       <w:keepNext/>
       <w:keepLines/>
-      <w:spacing w:before="200" w:after="0"/>
+      <w:spacing w:before="200" w:after="120" w:line="259" w:lineRule="auto"/>
       <w:outlineLvl w:val="1"/>
     </w:pPr>
     <w:rPr>
-      <w:rFonts w:asciiTheme="majorHAnsi" w:eastAsiaTheme="majorEastAsia" w:hAnsiTheme="majorHAnsi" w:cstheme="majorBidi"/>
+      <w:rFonts w:ascii="Times New Roman" w:hAnsi="Times New Roman"/>
       <w:b/>
       <w:bCs/>
-      <w:color w:val="4F81BD" w:themeColor="accent1"/>
+      <w:color w:val="000000"/>
       <w:sz w:val="26"/>
       <w:szCs w:val="26"/>
+      <w:lang w:val="ky-KG"/>
     </w:rPr>
   </w:style>
   <w:style w:type="paragraph" w:styleId="Heading3">
@@ -1004,7 +833,7 @@
       <w:outlineLvl w:val="2"/>
     </w:pPr>
     <w:rPr>
-      <w:rFonts w:asciiTheme="majorHAnsi" w:eastAsiaTheme="majorEastAsia" w:hAnsiTheme="majorHAnsi" w:cstheme="majorBidi"/>
+      <w:rFonts/>
       <w:b/>
       <w:bCs/>
       <w:color w:val="4F81BD" w:themeColor="accent1"/>
@@ -1027,7 +856,7 @@
       <w:outlineLvl w:val="3"/>
     </w:pPr>
     <w:rPr>
-      <w:rFonts w:asciiTheme="majorHAnsi" w:eastAsiaTheme="majorEastAsia" w:hAnsiTheme="majorHAnsi" w:cstheme="majorBidi"/>
+      <w:rFonts/>
       <w:b/>
       <w:bCs/>
       <w:i/>
@@ -1052,7 +881,7 @@
       <w:outlineLvl w:val="4"/>
     </w:pPr>
     <w:rPr>
-      <w:rFonts w:asciiTheme="majorHAnsi" w:eastAsiaTheme="majorEastAsia" w:hAnsiTheme="majorHAnsi" w:cstheme="majorBidi"/>
+      <w:rFonts/>
       <w:color w:val="243F60" w:themeColor="accent1" w:themeShade="7F"/>
     </w:rPr>
   </w:style>
@@ -1073,7 +902,7 @@
       <w:outlineLvl w:val="5"/>
     </w:pPr>
     <w:rPr>
-      <w:rFonts w:asciiTheme="majorHAnsi" w:eastAsiaTheme="majorEastAsia" w:hAnsiTheme="majorHAnsi" w:cstheme="majorBidi"/>
+      <w:rFonts/>
       <w:i/>
       <w:iCs/>
       <w:color w:val="243F60" w:themeColor="accent1" w:themeShade="7F"/>
@@ -1096,7 +925,7 @@
       <w:outlineLvl w:val="6"/>
     </w:pPr>
     <w:rPr>
-      <w:rFonts w:asciiTheme="majorHAnsi" w:eastAsiaTheme="majorEastAsia" w:hAnsiTheme="majorHAnsi" w:cstheme="majorBidi"/>
+      <w:rFonts/>
       <w:i/>
       <w:iCs/>
       <w:color w:val="404040" w:themeColor="text1" w:themeTint="BF"/>
@@ -1119,7 +948,7 @@
       <w:outlineLvl w:val="7"/>
     </w:pPr>
     <w:rPr>
-      <w:rFonts w:asciiTheme="majorHAnsi" w:eastAsiaTheme="majorEastAsia" w:hAnsiTheme="majorHAnsi" w:cstheme="majorBidi"/>
+      <w:rFonts/>
       <w:color w:val="4F81BD" w:themeColor="accent1"/>
       <w:sz w:val="20"/>
       <w:szCs w:val="20"/>
@@ -1142,7 +971,7 @@
       <w:outlineLvl w:val="8"/>
     </w:pPr>
     <w:rPr>
-      <w:rFonts w:asciiTheme="majorHAnsi" w:eastAsiaTheme="majorEastAsia" w:hAnsiTheme="majorHAnsi" w:cstheme="majorBidi"/>
+      <w:rFonts/>
       <w:i/>
       <w:iCs/>
       <w:color w:val="404040" w:themeColor="text1" w:themeTint="BF"/>
@@ -1193,7 +1022,7 @@
     <w:uiPriority w:val="9"/>
     <w:rsid w:val="00FC693F"/>
     <w:rPr>
-      <w:rFonts w:asciiTheme="majorHAnsi" w:eastAsiaTheme="majorEastAsia" w:hAnsiTheme="majorHAnsi" w:cstheme="majorBidi"/>
+      <w:rFonts/>
       <w:b/>
       <w:bCs/>
       <w:color w:val="365F91" w:themeColor="accent1" w:themeShade="BF"/>
@@ -1208,7 +1037,7 @@
     <w:uiPriority w:val="9"/>
     <w:rsid w:val="00FC693F"/>
     <w:rPr>
-      <w:rFonts w:asciiTheme="majorHAnsi" w:eastAsiaTheme="majorEastAsia" w:hAnsiTheme="majorHAnsi" w:cstheme="majorBidi"/>
+      <w:rFonts/>
       <w:b/>
       <w:bCs/>
       <w:color w:val="4F81BD" w:themeColor="accent1"/>
@@ -1223,7 +1052,7 @@
     <w:uiPriority w:val="9"/>
     <w:rsid w:val="00FC693F"/>
     <w:rPr>
-      <w:rFonts w:asciiTheme="majorHAnsi" w:eastAsiaTheme="majorEastAsia" w:hAnsiTheme="majorHAnsi" w:cstheme="majorBidi"/>
+      <w:rFonts/>
       <w:b/>
       <w:bCs/>
       <w:color w:val="4F81BD" w:themeColor="accent1"/>
@@ -1238,19 +1067,17 @@
     <w:qFormat/>
     <w:rsid w:val="00FC693F"/>
     <w:pPr>
-      <w:pBdr>
-        <w:bottom w:val="single" w:sz="8" w:space="4" w:color="4F81BD" w:themeColor="accent1"/>
-      </w:pBdr>
-      <w:spacing w:after="300" w:line="240" w:lineRule="auto"/>
+      <w:spacing w:after="120" w:line="259" w:lineRule="auto"/>
       <w:contextualSpacing/>
     </w:pPr>
     <w:rPr>
-      <w:rFonts w:asciiTheme="majorHAnsi" w:eastAsiaTheme="majorEastAsia" w:hAnsiTheme="majorHAnsi" w:cstheme="majorBidi"/>
-      <w:color w:val="17365D" w:themeColor="text2" w:themeShade="BF"/>
+      <w:rFonts w:ascii="Times New Roman" w:hAnsi="Times New Roman"/>
+      <w:color w:val="000000"/>
       <w:spacing w:val="5"/>
       <w:kern w:val="28"/>
-      <w:sz w:val="52"/>
+      <w:sz w:val="40"/>
       <w:szCs w:val="52"/>
+      <w:lang w:val="ky-KG"/>
     </w:rPr>
   </w:style>
   <w:style w:type="character" w:customStyle="1" w:styleId="TitleChar">
@@ -1260,7 +1087,7 @@
     <w:uiPriority w:val="10"/>
     <w:rsid w:val="00FC693F"/>
     <w:rPr>
-      <w:rFonts w:asciiTheme="majorHAnsi" w:eastAsiaTheme="majorEastAsia" w:hAnsiTheme="majorHAnsi" w:cstheme="majorBidi"/>
+      <w:rFonts/>
       <w:color w:val="17365D" w:themeColor="text2" w:themeShade="BF"/>
       <w:spacing w:val="5"/>
       <w:kern w:val="28"/>
@@ -1282,7 +1109,7 @@
       </w:numPr>
     </w:pPr>
     <w:rPr>
-      <w:rFonts w:asciiTheme="majorHAnsi" w:eastAsiaTheme="majorEastAsia" w:hAnsiTheme="majorHAnsi" w:cstheme="majorBidi"/>
+      <w:rFonts/>
       <w:i/>
       <w:iCs/>
       <w:color w:val="4F81BD" w:themeColor="accent1"/>
@@ -1298,7 +1125,7 @@
     <w:uiPriority w:val="11"/>
     <w:rsid w:val="00FC693F"/>
     <w:rPr>
-      <w:rFonts w:asciiTheme="majorHAnsi" w:eastAsiaTheme="majorEastAsia" w:hAnsiTheme="majorHAnsi" w:cstheme="majorBidi"/>
+      <w:rFonts/>
       <w:i/>
       <w:iCs/>
       <w:color w:val="4F81BD" w:themeColor="accent1"/>
@@ -1423,8 +1250,15 @@
       <w:numPr>
         <w:numId w:val="1"/>
       </w:numPr>
+      <w:spacing w:after="120" w:line="259" w:lineRule="auto"/>
       <w:contextualSpacing/>
     </w:pPr>
+    <w:rPr>
+      <w:rFonts w:ascii="Times New Roman" w:hAnsi="Times New Roman"/>
+      <w:color w:val="000000"/>
+      <w:sz w:val="24"/>
+      <w:lang w:val="ky-KG"/>
+    </w:rPr>
   </w:style>
   <w:style w:type="paragraph" w:styleId="ListBullet2">
     <w:name w:val="List Bullet 2"/>
@@ -1596,7 +1430,7 @@
     <w:semiHidden/>
     <w:rsid w:val="00FC693F"/>
     <w:rPr>
-      <w:rFonts w:asciiTheme="majorHAnsi" w:eastAsiaTheme="majorEastAsia" w:hAnsiTheme="majorHAnsi" w:cstheme="majorBidi"/>
+      <w:rFonts/>
       <w:b/>
       <w:bCs/>
       <w:i/>
@@ -1612,7 +1446,7 @@
     <w:semiHidden/>
     <w:rsid w:val="00FC693F"/>
     <w:rPr>
-      <w:rFonts w:asciiTheme="majorHAnsi" w:eastAsiaTheme="majorEastAsia" w:hAnsiTheme="majorHAnsi" w:cstheme="majorBidi"/>
+      <w:rFonts/>
       <w:color w:val="243F60" w:themeColor="accent1" w:themeShade="7F"/>
     </w:rPr>
   </w:style>
@@ -1624,7 +1458,7 @@
     <w:semiHidden/>
     <w:rsid w:val="00FC693F"/>
     <w:rPr>
-      <w:rFonts w:asciiTheme="majorHAnsi" w:eastAsiaTheme="majorEastAsia" w:hAnsiTheme="majorHAnsi" w:cstheme="majorBidi"/>
+      <w:rFonts/>
       <w:i/>
       <w:iCs/>
       <w:color w:val="243F60" w:themeColor="accent1" w:themeShade="7F"/>
@@ -1638,7 +1472,7 @@
     <w:semiHidden/>
     <w:rsid w:val="00FC693F"/>
     <w:rPr>
-      <w:rFonts w:asciiTheme="majorHAnsi" w:eastAsiaTheme="majorEastAsia" w:hAnsiTheme="majorHAnsi" w:cstheme="majorBidi"/>
+      <w:rFonts/>
       <w:i/>
       <w:iCs/>
       <w:color w:val="404040" w:themeColor="text1" w:themeTint="BF"/>
@@ -1652,7 +1486,7 @@
     <w:semiHidden/>
     <w:rsid w:val="00FC693F"/>
     <w:rPr>
-      <w:rFonts w:asciiTheme="majorHAnsi" w:eastAsiaTheme="majorEastAsia" w:hAnsiTheme="majorHAnsi" w:cstheme="majorBidi"/>
+      <w:rFonts/>
       <w:color w:val="4F81BD" w:themeColor="accent1"/>
       <w:sz w:val="20"/>
       <w:szCs w:val="20"/>
@@ -1666,7 +1500,7 @@
     <w:semiHidden/>
     <w:rsid w:val="00FC693F"/>
     <w:rPr>
-      <w:rFonts w:asciiTheme="majorHAnsi" w:eastAsiaTheme="majorEastAsia" w:hAnsiTheme="majorHAnsi" w:cstheme="majorBidi"/>
+      <w:rFonts/>
       <w:i/>
       <w:iCs/>
       <w:color w:val="404040" w:themeColor="text1" w:themeTint="BF"/>
@@ -1725,9 +1559,6 @@
     <w:qFormat/>
     <w:rsid w:val="00FC693F"/>
     <w:pPr>
-      <w:pBdr>
-        <w:bottom w:val="single" w:sz="4" w:space="4" w:color="4F81BD" w:themeColor="accent1"/>
-      </w:pBdr>
       <w:spacing w:before="200" w:after="280"/>
       <w:ind w:left="936" w:right="936"/>
     </w:pPr>
@@ -3255,7 +3086,7 @@
         <w:spacing w:before="0" w:after="0" w:line="240" w:lineRule="auto"/>
       </w:pPr>
       <w:rPr>
-        <w:rFonts w:asciiTheme="majorHAnsi" w:eastAsiaTheme="majorEastAsia" w:hAnsiTheme="majorHAnsi" w:cstheme="majorBidi"/>
+        <w:rFonts/>
         <w:b/>
         <w:bCs/>
       </w:rPr>
@@ -3276,7 +3107,7 @@
         <w:spacing w:before="0" w:after="0" w:line="240" w:lineRule="auto"/>
       </w:pPr>
       <w:rPr>
-        <w:rFonts w:asciiTheme="majorHAnsi" w:eastAsiaTheme="majorEastAsia" w:hAnsiTheme="majorHAnsi" w:cstheme="majorBidi"/>
+        <w:rFonts/>
         <w:b/>
         <w:bCs/>
       </w:rPr>
@@ -3294,14 +3125,14 @@
     </w:tblStylePr>
     <w:tblStylePr w:type="firstCol">
       <w:rPr>
-        <w:rFonts w:asciiTheme="majorHAnsi" w:eastAsiaTheme="majorEastAsia" w:hAnsiTheme="majorHAnsi" w:cstheme="majorBidi"/>
+        <w:rFonts/>
         <w:b/>
         <w:bCs/>
       </w:rPr>
     </w:tblStylePr>
     <w:tblStylePr w:type="lastCol">
       <w:rPr>
-        <w:rFonts w:asciiTheme="majorHAnsi" w:eastAsiaTheme="majorEastAsia" w:hAnsiTheme="majorHAnsi" w:cstheme="majorBidi"/>
+        <w:rFonts/>
         <w:b/>
         <w:bCs/>
       </w:rPr>
@@ -3385,7 +3216,7 @@
         <w:spacing w:before="0" w:after="0" w:line="240" w:lineRule="auto"/>
       </w:pPr>
       <w:rPr>
-        <w:rFonts w:asciiTheme="majorHAnsi" w:eastAsiaTheme="majorEastAsia" w:hAnsiTheme="majorHAnsi" w:cstheme="majorBidi"/>
+        <w:rFonts/>
         <w:b/>
         <w:bCs/>
       </w:rPr>
@@ -3406,7 +3237,7 @@
         <w:spacing w:before="0" w:after="0" w:line="240" w:lineRule="auto"/>
       </w:pPr>
       <w:rPr>
-        <w:rFonts w:asciiTheme="majorHAnsi" w:eastAsiaTheme="majorEastAsia" w:hAnsiTheme="majorHAnsi" w:cstheme="majorBidi"/>
+        <w:rFonts/>
         <w:b/>
         <w:bCs/>
       </w:rPr>
@@ -3424,14 +3255,14 @@
     </w:tblStylePr>
     <w:tblStylePr w:type="firstCol">
       <w:rPr>
-        <w:rFonts w:asciiTheme="majorHAnsi" w:eastAsiaTheme="majorEastAsia" w:hAnsiTheme="majorHAnsi" w:cstheme="majorBidi"/>
+        <w:rFonts/>
         <w:b/>
         <w:bCs/>
       </w:rPr>
     </w:tblStylePr>
     <w:tblStylePr w:type="lastCol">
       <w:rPr>
-        <w:rFonts w:asciiTheme="majorHAnsi" w:eastAsiaTheme="majorEastAsia" w:hAnsiTheme="majorHAnsi" w:cstheme="majorBidi"/>
+        <w:rFonts/>
         <w:b/>
         <w:bCs/>
       </w:rPr>
@@ -3515,7 +3346,7 @@
         <w:spacing w:before="0" w:after="0" w:line="240" w:lineRule="auto"/>
       </w:pPr>
       <w:rPr>
-        <w:rFonts w:asciiTheme="majorHAnsi" w:eastAsiaTheme="majorEastAsia" w:hAnsiTheme="majorHAnsi" w:cstheme="majorBidi"/>
+        <w:rFonts/>
         <w:b/>
         <w:bCs/>
       </w:rPr>
@@ -3536,7 +3367,7 @@
         <w:spacing w:before="0" w:after="0" w:line="240" w:lineRule="auto"/>
       </w:pPr>
       <w:rPr>
-        <w:rFonts w:asciiTheme="majorHAnsi" w:eastAsiaTheme="majorEastAsia" w:hAnsiTheme="majorHAnsi" w:cstheme="majorBidi"/>
+        <w:rFonts/>
         <w:b/>
         <w:bCs/>
       </w:rPr>
@@ -3554,14 +3385,14 @@
     </w:tblStylePr>
     <w:tblStylePr w:type="firstCol">
       <w:rPr>
-        <w:rFonts w:asciiTheme="majorHAnsi" w:eastAsiaTheme="majorEastAsia" w:hAnsiTheme="majorHAnsi" w:cstheme="majorBidi"/>
+        <w:rFonts/>
         <w:b/>
         <w:bCs/>
       </w:rPr>
     </w:tblStylePr>
     <w:tblStylePr w:type="lastCol">
       <w:rPr>
-        <w:rFonts w:asciiTheme="majorHAnsi" w:eastAsiaTheme="majorEastAsia" w:hAnsiTheme="majorHAnsi" w:cstheme="majorBidi"/>
+        <w:rFonts/>
         <w:b/>
         <w:bCs/>
       </w:rPr>
@@ -3645,7 +3476,7 @@
         <w:spacing w:before="0" w:after="0" w:line="240" w:lineRule="auto"/>
       </w:pPr>
       <w:rPr>
-        <w:rFonts w:asciiTheme="majorHAnsi" w:eastAsiaTheme="majorEastAsia" w:hAnsiTheme="majorHAnsi" w:cstheme="majorBidi"/>
+        <w:rFonts/>
         <w:b/>
         <w:bCs/>
       </w:rPr>
@@ -3666,7 +3497,7 @@
         <w:spacing w:before="0" w:after="0" w:line="240" w:lineRule="auto"/>
       </w:pPr>
       <w:rPr>
-        <w:rFonts w:asciiTheme="majorHAnsi" w:eastAsiaTheme="majorEastAsia" w:hAnsiTheme="majorHAnsi" w:cstheme="majorBidi"/>
+        <w:rFonts/>
         <w:b/>
         <w:bCs/>
       </w:rPr>
@@ -3684,14 +3515,14 @@
     </w:tblStylePr>
     <w:tblStylePr w:type="firstCol">
       <w:rPr>
-        <w:rFonts w:asciiTheme="majorHAnsi" w:eastAsiaTheme="majorEastAsia" w:hAnsiTheme="majorHAnsi" w:cstheme="majorBidi"/>
+        <w:rFonts/>
         <w:b/>
         <w:bCs/>
       </w:rPr>
     </w:tblStylePr>
     <w:tblStylePr w:type="lastCol">
       <w:rPr>
-        <w:rFonts w:asciiTheme="majorHAnsi" w:eastAsiaTheme="majorEastAsia" w:hAnsiTheme="majorHAnsi" w:cstheme="majorBidi"/>
+        <w:rFonts/>
         <w:b/>
         <w:bCs/>
       </w:rPr>
@@ -3775,7 +3606,7 @@
         <w:spacing w:before="0" w:after="0" w:line="240" w:lineRule="auto"/>
       </w:pPr>
       <w:rPr>
-        <w:rFonts w:asciiTheme="majorHAnsi" w:eastAsiaTheme="majorEastAsia" w:hAnsiTheme="majorHAnsi" w:cstheme="majorBidi"/>
+        <w:rFonts/>
         <w:b/>
         <w:bCs/>
       </w:rPr>
@@ -3796,7 +3627,7 @@
         <w:spacing w:before="0" w:after="0" w:line="240" w:lineRule="auto"/>
       </w:pPr>
       <w:rPr>
-        <w:rFonts w:asciiTheme="majorHAnsi" w:eastAsiaTheme="majorEastAsia" w:hAnsiTheme="majorHAnsi" w:cstheme="majorBidi"/>
+        <w:rFonts/>
         <w:b/>
         <w:bCs/>
       </w:rPr>
@@ -3814,14 +3645,14 @@
     </w:tblStylePr>
     <w:tblStylePr w:type="firstCol">
       <w:rPr>
-        <w:rFonts w:asciiTheme="majorHAnsi" w:eastAsiaTheme="majorEastAsia" w:hAnsiTheme="majorHAnsi" w:cstheme="majorBidi"/>
+        <w:rFonts/>
         <w:b/>
         <w:bCs/>
       </w:rPr>
     </w:tblStylePr>
     <w:tblStylePr w:type="lastCol">
       <w:rPr>
-        <w:rFonts w:asciiTheme="majorHAnsi" w:eastAsiaTheme="majorEastAsia" w:hAnsiTheme="majorHAnsi" w:cstheme="majorBidi"/>
+        <w:rFonts/>
         <w:b/>
         <w:bCs/>
       </w:rPr>
@@ -3905,7 +3736,7 @@
         <w:spacing w:before="0" w:after="0" w:line="240" w:lineRule="auto"/>
       </w:pPr>
       <w:rPr>
-        <w:rFonts w:asciiTheme="majorHAnsi" w:eastAsiaTheme="majorEastAsia" w:hAnsiTheme="majorHAnsi" w:cstheme="majorBidi"/>
+        <w:rFonts/>
         <w:b/>
         <w:bCs/>
       </w:rPr>
@@ -3926,7 +3757,7 @@
         <w:spacing w:before="0" w:after="0" w:line="240" w:lineRule="auto"/>
       </w:pPr>
       <w:rPr>
-        <w:rFonts w:asciiTheme="majorHAnsi" w:eastAsiaTheme="majorEastAsia" w:hAnsiTheme="majorHAnsi" w:cstheme="majorBidi"/>
+        <w:rFonts/>
         <w:b/>
         <w:bCs/>
       </w:rPr>
@@ -3944,14 +3775,14 @@
     </w:tblStylePr>
     <w:tblStylePr w:type="firstCol">
       <w:rPr>
-        <w:rFonts w:asciiTheme="majorHAnsi" w:eastAsiaTheme="majorEastAsia" w:hAnsiTheme="majorHAnsi" w:cstheme="majorBidi"/>
+        <w:rFonts/>
         <w:b/>
         <w:bCs/>
       </w:rPr>
     </w:tblStylePr>
     <w:tblStylePr w:type="lastCol">
       <w:rPr>
-        <w:rFonts w:asciiTheme="majorHAnsi" w:eastAsiaTheme="majorEastAsia" w:hAnsiTheme="majorHAnsi" w:cstheme="majorBidi"/>
+        <w:rFonts/>
         <w:b/>
         <w:bCs/>
       </w:rPr>
@@ -4035,7 +3866,7 @@
         <w:spacing w:before="0" w:after="0" w:line="240" w:lineRule="auto"/>
       </w:pPr>
       <w:rPr>
-        <w:rFonts w:asciiTheme="majorHAnsi" w:eastAsiaTheme="majorEastAsia" w:hAnsiTheme="majorHAnsi" w:cstheme="majorBidi"/>
+        <w:rFonts/>
         <w:b/>
         <w:bCs/>
       </w:rPr>
@@ -4056,7 +3887,7 @@
         <w:spacing w:before="0" w:after="0" w:line="240" w:lineRule="auto"/>
       </w:pPr>
       <w:rPr>
-        <w:rFonts w:asciiTheme="majorHAnsi" w:eastAsiaTheme="majorEastAsia" w:hAnsiTheme="majorHAnsi" w:cstheme="majorBidi"/>
+        <w:rFonts/>
         <w:b/>
         <w:bCs/>
       </w:rPr>
@@ -4074,14 +3905,14 @@
     </w:tblStylePr>
     <w:tblStylePr w:type="firstCol">
       <w:rPr>
-        <w:rFonts w:asciiTheme="majorHAnsi" w:eastAsiaTheme="majorEastAsia" w:hAnsiTheme="majorHAnsi" w:cstheme="majorBidi"/>
+        <w:rFonts/>
         <w:b/>
         <w:bCs/>
       </w:rPr>
     </w:tblStylePr>
     <w:tblStylePr w:type="lastCol">
       <w:rPr>
-        <w:rFonts w:asciiTheme="majorHAnsi" w:eastAsiaTheme="majorEastAsia" w:hAnsiTheme="majorHAnsi" w:cstheme="majorBidi"/>
+        <w:rFonts/>
         <w:b/>
         <w:bCs/>
       </w:rPr>
@@ -5946,7 +5777,7 @@
     </w:tblPr>
     <w:tblStylePr w:type="firstRow">
       <w:rPr>
-        <w:rFonts w:asciiTheme="majorHAnsi" w:eastAsiaTheme="majorEastAsia" w:hAnsiTheme="majorHAnsi" w:cstheme="majorBidi"/>
+        <w:rFonts/>
       </w:rPr>
       <w:tblPr/>
       <w:tcPr>
@@ -6030,7 +5861,7 @@
     </w:tblPr>
     <w:tblStylePr w:type="firstRow">
       <w:rPr>
-        <w:rFonts w:asciiTheme="majorHAnsi" w:eastAsiaTheme="majorEastAsia" w:hAnsiTheme="majorHAnsi" w:cstheme="majorBidi"/>
+        <w:rFonts/>
       </w:rPr>
       <w:tblPr/>
       <w:tcPr>
@@ -6114,7 +5945,7 @@
     </w:tblPr>
     <w:tblStylePr w:type="firstRow">
       <w:rPr>
-        <w:rFonts w:asciiTheme="majorHAnsi" w:eastAsiaTheme="majorEastAsia" w:hAnsiTheme="majorHAnsi" w:cstheme="majorBidi"/>
+        <w:rFonts/>
       </w:rPr>
       <w:tblPr/>
       <w:tcPr>
@@ -6198,7 +6029,7 @@
     </w:tblPr>
     <w:tblStylePr w:type="firstRow">
       <w:rPr>
-        <w:rFonts w:asciiTheme="majorHAnsi" w:eastAsiaTheme="majorEastAsia" w:hAnsiTheme="majorHAnsi" w:cstheme="majorBidi"/>
+        <w:rFonts/>
       </w:rPr>
       <w:tblPr/>
       <w:tcPr>
@@ -6282,7 +6113,7 @@
     </w:tblPr>
     <w:tblStylePr w:type="firstRow">
       <w:rPr>
-        <w:rFonts w:asciiTheme="majorHAnsi" w:eastAsiaTheme="majorEastAsia" w:hAnsiTheme="majorHAnsi" w:cstheme="majorBidi"/>
+        <w:rFonts/>
       </w:rPr>
       <w:tblPr/>
       <w:tcPr>
@@ -6366,7 +6197,7 @@
     </w:tblPr>
     <w:tblStylePr w:type="firstRow">
       <w:rPr>
-        <w:rFonts w:asciiTheme="majorHAnsi" w:eastAsiaTheme="majorEastAsia" w:hAnsiTheme="majorHAnsi" w:cstheme="majorBidi"/>
+        <w:rFonts/>
       </w:rPr>
       <w:tblPr/>
       <w:tcPr>
@@ -6450,7 +6281,7 @@
     </w:tblPr>
     <w:tblStylePr w:type="firstRow">
       <w:rPr>
-        <w:rFonts w:asciiTheme="majorHAnsi" w:eastAsiaTheme="majorEastAsia" w:hAnsiTheme="majorHAnsi" w:cstheme="majorBidi"/>
+        <w:rFonts/>
       </w:rPr>
       <w:tblPr/>
       <w:tcPr>
@@ -6515,7 +6346,7 @@
       <w:spacing w:after="0" w:line="240" w:lineRule="auto"/>
     </w:pPr>
     <w:rPr>
-      <w:rFonts w:asciiTheme="majorHAnsi" w:eastAsiaTheme="majorEastAsia" w:hAnsiTheme="majorHAnsi" w:cstheme="majorBidi"/>
+      <w:rFonts/>
       <w:color w:val="000000" w:themeColor="text1"/>
     </w:rPr>
     <w:tblPr>
@@ -6643,7 +6474,7 @@
       <w:spacing w:after="0" w:line="240" w:lineRule="auto"/>
     </w:pPr>
     <w:rPr>
-      <w:rFonts w:asciiTheme="majorHAnsi" w:eastAsiaTheme="majorEastAsia" w:hAnsiTheme="majorHAnsi" w:cstheme="majorBidi"/>
+      <w:rFonts/>
       <w:color w:val="000000" w:themeColor="text1"/>
     </w:rPr>
     <w:tblPr>
@@ -6771,7 +6602,7 @@
       <w:spacing w:after="0" w:line="240" w:lineRule="auto"/>
     </w:pPr>
     <w:rPr>
-      <w:rFonts w:asciiTheme="majorHAnsi" w:eastAsiaTheme="majorEastAsia" w:hAnsiTheme="majorHAnsi" w:cstheme="majorBidi"/>
+      <w:rFonts/>
       <w:color w:val="000000" w:themeColor="text1"/>
     </w:rPr>
     <w:tblPr>
@@ -6899,7 +6730,7 @@
       <w:spacing w:after="0" w:line="240" w:lineRule="auto"/>
     </w:pPr>
     <w:rPr>
-      <w:rFonts w:asciiTheme="majorHAnsi" w:eastAsiaTheme="majorEastAsia" w:hAnsiTheme="majorHAnsi" w:cstheme="majorBidi"/>
+      <w:rFonts/>
       <w:color w:val="000000" w:themeColor="text1"/>
     </w:rPr>
     <w:tblPr>
@@ -7027,7 +6858,7 @@
       <w:spacing w:after="0" w:line="240" w:lineRule="auto"/>
     </w:pPr>
     <w:rPr>
-      <w:rFonts w:asciiTheme="majorHAnsi" w:eastAsiaTheme="majorEastAsia" w:hAnsiTheme="majorHAnsi" w:cstheme="majorBidi"/>
+      <w:rFonts/>
       <w:color w:val="000000" w:themeColor="text1"/>
     </w:rPr>
     <w:tblPr>
@@ -7155,7 +6986,7 @@
       <w:spacing w:after="0" w:line="240" w:lineRule="auto"/>
     </w:pPr>
     <w:rPr>
-      <w:rFonts w:asciiTheme="majorHAnsi" w:eastAsiaTheme="majorEastAsia" w:hAnsiTheme="majorHAnsi" w:cstheme="majorBidi"/>
+      <w:rFonts/>
       <w:color w:val="000000" w:themeColor="text1"/>
     </w:rPr>
     <w:tblPr>
@@ -7283,7 +7114,7 @@
       <w:spacing w:after="0" w:line="240" w:lineRule="auto"/>
     </w:pPr>
     <w:rPr>
-      <w:rFonts w:asciiTheme="majorHAnsi" w:eastAsiaTheme="majorEastAsia" w:hAnsiTheme="majorHAnsi" w:cstheme="majorBidi"/>
+      <w:rFonts/>
       <w:color w:val="000000" w:themeColor="text1"/>
     </w:rPr>
     <w:tblPr>
@@ -7922,7 +7753,7 @@
       <w:spacing w:after="0" w:line="240" w:lineRule="auto"/>
     </w:pPr>
     <w:rPr>
-      <w:rFonts w:asciiTheme="majorHAnsi" w:eastAsiaTheme="majorEastAsia" w:hAnsiTheme="majorHAnsi" w:cstheme="majorBidi"/>
+      <w:rFonts/>
       <w:color w:val="000000" w:themeColor="text1"/>
     </w:rPr>
     <w:tblPr>
@@ -8047,7 +7878,7 @@
       <w:spacing w:after="0" w:line="240" w:lineRule="auto"/>
     </w:pPr>
     <w:rPr>
-      <w:rFonts w:asciiTheme="majorHAnsi" w:eastAsiaTheme="majorEastAsia" w:hAnsiTheme="majorHAnsi" w:cstheme="majorBidi"/>
+      <w:rFonts/>
       <w:color w:val="000000" w:themeColor="text1"/>
     </w:rPr>
     <w:tblPr>
@@ -8172,7 +8003,7 @@
       <w:spacing w:after="0" w:line="240" w:lineRule="auto"/>
     </w:pPr>
     <w:rPr>
-      <w:rFonts w:asciiTheme="majorHAnsi" w:eastAsiaTheme="majorEastAsia" w:hAnsiTheme="majorHAnsi" w:cstheme="majorBidi"/>
+      <w:rFonts/>
       <w:color w:val="000000" w:themeColor="text1"/>
     </w:rPr>
     <w:tblPr>
@@ -8297,7 +8128,7 @@
       <w:spacing w:after="0" w:line="240" w:lineRule="auto"/>
     </w:pPr>
     <w:rPr>
-      <w:rFonts w:asciiTheme="majorHAnsi" w:eastAsiaTheme="majorEastAsia" w:hAnsiTheme="majorHAnsi" w:cstheme="majorBidi"/>
+      <w:rFonts/>
       <w:color w:val="000000" w:themeColor="text1"/>
     </w:rPr>
     <w:tblPr>
@@ -8422,7 +8253,7 @@
       <w:spacing w:after="0" w:line="240" w:lineRule="auto"/>
     </w:pPr>
     <w:rPr>
-      <w:rFonts w:asciiTheme="majorHAnsi" w:eastAsiaTheme="majorEastAsia" w:hAnsiTheme="majorHAnsi" w:cstheme="majorBidi"/>
+      <w:rFonts/>
       <w:color w:val="000000" w:themeColor="text1"/>
     </w:rPr>
     <w:tblPr>
@@ -8547,7 +8378,7 @@
       <w:spacing w:after="0" w:line="240" w:lineRule="auto"/>
     </w:pPr>
     <w:rPr>
-      <w:rFonts w:asciiTheme="majorHAnsi" w:eastAsiaTheme="majorEastAsia" w:hAnsiTheme="majorHAnsi" w:cstheme="majorBidi"/>
+      <w:rFonts/>
       <w:color w:val="000000" w:themeColor="text1"/>
     </w:rPr>
     <w:tblPr>
@@ -8672,7 +8503,7 @@
       <w:spacing w:after="0" w:line="240" w:lineRule="auto"/>
     </w:pPr>
     <w:rPr>
-      <w:rFonts w:asciiTheme="majorHAnsi" w:eastAsiaTheme="majorEastAsia" w:hAnsiTheme="majorHAnsi" w:cstheme="majorBidi"/>
+      <w:rFonts/>
       <w:color w:val="000000" w:themeColor="text1"/>
     </w:rPr>
     <w:tblPr>
